--- a/skills/job-application-helper/assets/Ted_Cohen-RESUME.docx
+++ b/skills/job-application-helper/assets/Ted_Cohen-RESUME.docx
@@ -4846,7 +4846,6 @@
         <w:docPartUnique/>
       </w:docPartObj>
     </w:sdtPr>
-    <w:sdtEndPr/>
     <w:sdtContent>
       <w:sdt>
         <w:sdtPr>
@@ -4860,7 +4859,6 @@
             <w:docPartUnique/>
           </w:docPartObj>
         </w:sdtPr>
-        <w:sdtEndPr/>
         <w:sdtContent>
           <w:p>
             <w:pPr>
@@ -5004,7 +5002,6 @@
         <w:docPartUnique/>
       </w:docPartObj>
     </w:sdtPr>
-    <w:sdtEndPr/>
     <w:sdtContent>
       <w:sdt>
         <w:sdtPr>
@@ -5018,7 +5015,6 @@
             <w:docPartUnique/>
           </w:docPartObj>
         </w:sdtPr>
-        <w:sdtEndPr/>
         <w:sdtContent>
           <w:p>
             <w:pPr>

--- a/skills/job-application-helper/assets/Ted_Cohen-RESUME.docx
+++ b/skills/job-application-helper/assets/Ted_Cohen-RESUME.docx
@@ -4846,6 +4846,7 @@
         <w:docPartUnique/>
       </w:docPartObj>
     </w:sdtPr>
+    <w:sdtEndPr/>
     <w:sdtContent>
       <w:sdt>
         <w:sdtPr>
@@ -4859,6 +4860,7 @@
             <w:docPartUnique/>
           </w:docPartObj>
         </w:sdtPr>
+        <w:sdtEndPr/>
         <w:sdtContent>
           <w:p>
             <w:pPr>
@@ -5002,6 +5004,7 @@
         <w:docPartUnique/>
       </w:docPartObj>
     </w:sdtPr>
+    <w:sdtEndPr/>
     <w:sdtContent>
       <w:sdt>
         <w:sdtPr>
@@ -5015,6 +5018,7 @@
             <w:docPartUnique/>
           </w:docPartObj>
         </w:sdtPr>
+        <w:sdtEndPr/>
         <w:sdtContent>
           <w:p>
             <w:pPr>
